--- a/docs (springboot)/module2.docx
+++ b/docs (springboot)/module2.docx
@@ -4536,15 +4536,6 @@
         </w:rPr>
         <w:t>@PatchMapping</w:t>
       </w:r>
-      <w:r>
-        <w:rPr>
-          <w:rFonts w:hint="default" w:ascii="Bodoni MT" w:hAnsi="Bodoni MT" w:cs="Bodoni MT"/>
-          <w:b w:val="0"/>
-          <w:bCs w:val="0"/>
-          <w:lang w:val="en-US"/>
-        </w:rPr>
-        <w:t xml:space="preserve">  </w:t>
-      </w:r>
     </w:p>
     <w:p>
       <w:pPr>
@@ -7671,7 +7662,29 @@
           <w:color w:val="7030A0"/>
           <w:lang w:val="en-US"/>
         </w:rPr>
-        <w:t>JPS Provider (Hibernate)</w:t>
+        <w:t>JP</w:t>
+      </w:r>
+      <w:r>
+        <w:rPr>
+          <w:rFonts w:hint="default" w:ascii="Bodoni MT" w:hAnsi="Bodoni MT"/>
+          <w:b/>
+          <w:bCs/>
+          <w:color w:val="7030A0"/>
+          <w:lang w:val="en-IN"/>
+        </w:rPr>
+        <w:t>A</w:t>
+      </w:r>
+      <w:bookmarkStart w:id="0" w:name="_GoBack"/>
+      <w:bookmarkEnd w:id="0"/>
+      <w:r>
+        <w:rPr>
+          <w:rFonts w:hint="default" w:ascii="Bodoni MT" w:hAnsi="Bodoni MT"/>
+          <w:b/>
+          <w:bCs/>
+          <w:color w:val="7030A0"/>
+          <w:lang w:val="en-US"/>
+        </w:rPr>
+        <w:t xml:space="preserve"> Provider (Hibernate)</w:t>
       </w:r>
       <w:r>
         <w:rPr>
@@ -28013,19 +28026,7 @@
           <w:highlight w:val="yellow"/>
           <w:lang w:val="en-IN"/>
         </w:rPr>
-        <w:t xml:space="preserve">                  </w:t>
-      </w:r>
-      <w:bookmarkStart w:id="0" w:name="_GoBack"/>
-      <w:bookmarkEnd w:id="0"/>
-      <w:r>
-        <w:rPr>
-          <w:rFonts w:hint="default" w:ascii="Bodoni MT"/>
-          <w:b w:val="0"/>
-          <w:bCs w:val="0"/>
-          <w:highlight w:val="yellow"/>
-          <w:lang w:val="en-IN"/>
-        </w:rPr>
-        <w:t xml:space="preserve">                                                  </w:t>
+        <w:t xml:space="preserve">                                                                    </w:t>
       </w:r>
     </w:p>
     <w:p>
@@ -32029,7 +32030,7 @@
     <w:lsdException w:qFormat="1" w:unhideWhenUsed="0" w:uiPriority="67" w:semiHidden="0" w:name="Medium Grid 1 Accent 4"/>
     <w:lsdException w:qFormat="1" w:unhideWhenUsed="0" w:uiPriority="68" w:semiHidden="0" w:name="Medium Grid 2 Accent 4"/>
     <w:lsdException w:qFormat="1" w:unhideWhenUsed="0" w:uiPriority="69" w:semiHidden="0" w:name="Medium Grid 3 Accent 4"/>
-    <w:lsdException w:unhideWhenUsed="0" w:uiPriority="70" w:semiHidden="0" w:name="Dark List Accent 4"/>
+    <w:lsdException w:qFormat="1" w:unhideWhenUsed="0" w:uiPriority="70" w:semiHidden="0" w:name="Dark List Accent 4"/>
     <w:lsdException w:qFormat="1" w:unhideWhenUsed="0" w:uiPriority="71" w:semiHidden="0" w:name="Colorful Shading Accent 4"/>
     <w:lsdException w:qFormat="1" w:unhideWhenUsed="0" w:uiPriority="72" w:semiHidden="0" w:name="Colorful List Accent 4"/>
     <w:lsdException w:qFormat="1" w:unhideWhenUsed="0" w:uiPriority="73" w:semiHidden="0" w:name="Colorful Grid Accent 4"/>
@@ -43892,6 +43893,7 @@
   <w:style w:type="table" w:styleId="225">
     <w:name w:val="Dark List Accent 4"/>
     <w:basedOn w:val="12"/>
+    <w:qFormat/>
     <w:uiPriority w:val="70"/>
     <w:rPr>
       <w:color w:val="FFFFFF"/>
